--- a/tools/candidates/s1-oplata-za-raboty/05-peregovory-i-perenos-sroka.docx
+++ b/tools/candidates/s1-oplata-za-raboty/05-peregovory-i-perenos-sroka.docx
@@ -279,9 +279,9 @@
       </w:tblPr>
       <w:tblGrid>
         <w:gridCol w:w="567"/>
-        <w:gridCol w:w="4649"/>
+        <w:gridCol w:w="4309"/>
         <w:gridCol w:w="1587"/>
-        <w:gridCol w:w="1814"/>
+        <w:gridCol w:w="2154"/>
       </w:tblGrid>
       <w:tr>
         <w:tc>
@@ -300,7 +300,7 @@
         </w:tc>
         <w:tc>
           <w:tcPr>
-            <w:tcW w:type="dxa" w:w="4649"/>
+            <w:tcW w:type="dxa" w:w="4309"/>
           </w:tcPr>
           <w:p>
             <w:r/>
@@ -328,7 +328,7 @@
         </w:tc>
         <w:tc>
           <w:tcPr>
-            <w:tcW w:type="dxa" w:w="1814"/>
+            <w:tcW w:type="dxa" w:w="2154"/>
           </w:tcPr>
           <w:p>
             <w:r/>
@@ -354,7 +354,7 @@
         </w:tc>
         <w:tc>
           <w:tcPr>
-            <w:tcW w:type="dxa" w:w="4649"/>
+            <w:tcW w:type="dxa" w:w="4309"/>
           </w:tcPr>
           <w:p/>
         </w:tc>
@@ -366,7 +366,7 @@
         </w:tc>
         <w:tc>
           <w:tcPr>
-            <w:tcW w:type="dxa" w:w="1814"/>
+            <w:tcW w:type="dxa" w:w="2154"/>
           </w:tcPr>
           <w:p/>
         </w:tc>
@@ -384,7 +384,7 @@
         </w:tc>
         <w:tc>
           <w:tcPr>
-            <w:tcW w:type="dxa" w:w="4649"/>
+            <w:tcW w:type="dxa" w:w="4309"/>
           </w:tcPr>
           <w:p/>
         </w:tc>
@@ -396,7 +396,7 @@
         </w:tc>
         <w:tc>
           <w:tcPr>
-            <w:tcW w:type="dxa" w:w="1814"/>
+            <w:tcW w:type="dxa" w:w="2154"/>
           </w:tcPr>
           <w:p/>
         </w:tc>
@@ -414,7 +414,7 @@
         </w:tc>
         <w:tc>
           <w:tcPr>
-            <w:tcW w:type="dxa" w:w="4649"/>
+            <w:tcW w:type="dxa" w:w="4309"/>
           </w:tcPr>
           <w:p/>
         </w:tc>
@@ -426,7 +426,7 @@
         </w:tc>
         <w:tc>
           <w:tcPr>
-            <w:tcW w:type="dxa" w:w="1814"/>
+            <w:tcW w:type="dxa" w:w="2154"/>
           </w:tcPr>
           <w:p/>
         </w:tc>
@@ -444,7 +444,7 @@
         </w:tc>
         <w:tc>
           <w:tcPr>
-            <w:tcW w:type="dxa" w:w="4649"/>
+            <w:tcW w:type="dxa" w:w="4309"/>
           </w:tcPr>
           <w:p/>
         </w:tc>
@@ -456,7 +456,7 @@
         </w:tc>
         <w:tc>
           <w:tcPr>
-            <w:tcW w:type="dxa" w:w="1814"/>
+            <w:tcW w:type="dxa" w:w="2154"/>
           </w:tcPr>
           <w:p/>
         </w:tc>
@@ -474,7 +474,7 @@
         </w:tc>
         <w:tc>
           <w:tcPr>
-            <w:tcW w:type="dxa" w:w="4649"/>
+            <w:tcW w:type="dxa" w:w="4309"/>
           </w:tcPr>
           <w:p/>
         </w:tc>
@@ -486,7 +486,7 @@
         </w:tc>
         <w:tc>
           <w:tcPr>
-            <w:tcW w:type="dxa" w:w="1814"/>
+            <w:tcW w:type="dxa" w:w="2154"/>
           </w:tcPr>
           <w:p/>
         </w:tc>

--- a/tools/candidates/s1-oplata-za-raboty/05-peregovory-i-perenos-sroka.docx
+++ b/tools/candidates/s1-oplata-za-raboty/05-peregovory-i-perenos-sroka.docx
@@ -585,7 +585,7 @@
         <w:pStyle w:val="ListNumber"/>
       </w:pPr>
       <w:r>
-        <w:t>Вариант (выбрать одно, лишнее удалить): (а) Заказчик уплачивает проценты за пользование чужими денежными средствами за период с {{ДАТА_НАЧАЛА_ПРОСРОЧКИ}} по дату подписания настоящего соглашения в сумме {{СУММА}} руб. в срок до {{ДАТА}}; (б) при оплате в соответствии с графиком Субподрядчик не предъявляет требований об уплате процентов за период до подписания соглашения; при нарушении графика это условие не применяется.</w:t>
+        <w:t>Вариант (выбрать одно, лишнее удалить): (а) Заказчик уплачивает проценты за пользование чужими денежными средствами за период с первого дня просрочки по каждому акту (таблица 1) по дату подписания настоящего соглашения в сумме {{СУММА}} руб. в срок до {{ДАТА}}; (б) при оплате в соответствии с графиком Субподрядчик не предъявляет требований об уплате процентов за период до подписания соглашения; при нарушении графика это условие не применяется.</w:t>
       </w:r>
     </w:p>
     <w:p>
@@ -622,17 +622,18 @@
         <w:tblLook w:firstColumn="1" w:firstRow="1" w:lastColumn="0" w:lastRow="0" w:noHBand="0" w:noVBand="1" w:val="04A0"/>
       </w:tblPr>
       <w:tblGrid>
-        <w:gridCol w:w="567"/>
-        <w:gridCol w:w="2268"/>
+        <w:gridCol w:w="454"/>
+        <w:gridCol w:w="1701"/>
+        <w:gridCol w:w="1134"/>
+        <w:gridCol w:w="1304"/>
+        <w:gridCol w:w="1417"/>
         <w:gridCol w:w="1361"/>
-        <w:gridCol w:w="1474"/>
-        <w:gridCol w:w="1474"/>
-        <w:gridCol w:w="1474"/>
+        <w:gridCol w:w="1247"/>
       </w:tblGrid>
       <w:tr>
         <w:tc>
           <w:tcPr>
-            <w:tcW w:type="dxa" w:w="567"/>
+            <w:tcW w:type="dxa" w:w="454"/>
           </w:tcPr>
           <w:p>
             <w:r/>
@@ -646,7 +647,7 @@
         </w:tc>
         <w:tc>
           <w:tcPr>
-            <w:tcW w:type="dxa" w:w="2268"/>
+            <w:tcW w:type="dxa" w:w="1701"/>
           </w:tcPr>
           <w:p>
             <w:r/>
@@ -660,7 +661,7 @@
         </w:tc>
         <w:tc>
           <w:tcPr>
-            <w:tcW w:type="dxa" w:w="1361"/>
+            <w:tcW w:type="dxa" w:w="1134"/>
           </w:tcPr>
           <w:p>
             <w:r/>
@@ -674,7 +675,7 @@
         </w:tc>
         <w:tc>
           <w:tcPr>
-            <w:tcW w:type="dxa" w:w="1474"/>
+            <w:tcW w:type="dxa" w:w="1304"/>
           </w:tcPr>
           <w:p>
             <w:r/>
@@ -688,7 +689,21 @@
         </w:tc>
         <w:tc>
           <w:tcPr>
-            <w:tcW w:type="dxa" w:w="1474"/>
+            <w:tcW w:type="dxa" w:w="1417"/>
+          </w:tcPr>
+          <w:p>
+            <w:r/>
+            <w:r>
+              <w:rPr>
+                <w:b/>
+              </w:rPr>
+              <w:t>Первый день просрочки</w:t>
+            </w:r>
+          </w:p>
+        </w:tc>
+        <w:tc>
+          <w:tcPr>
+            <w:tcW w:type="dxa" w:w="1361"/>
           </w:tcPr>
           <w:p>
             <w:r/>
@@ -702,7 +717,7 @@
         </w:tc>
         <w:tc>
           <w:tcPr>
-            <w:tcW w:type="dxa" w:w="1474"/>
+            <w:tcW w:type="dxa" w:w="1247"/>
           </w:tcPr>
           <w:p>
             <w:r/>
@@ -718,7 +733,7 @@
       <w:tr>
         <w:tc>
           <w:tcPr>
-            <w:tcW w:type="dxa" w:w="567"/>
+            <w:tcW w:type="dxa" w:w="454"/>
           </w:tcPr>
           <w:p>
             <w:r>
@@ -728,7 +743,25 @@
         </w:tc>
         <w:tc>
           <w:tcPr>
-            <w:tcW w:type="dxa" w:w="2268"/>
+            <w:tcW w:type="dxa" w:w="1701"/>
+          </w:tcPr>
+          <w:p/>
+        </w:tc>
+        <w:tc>
+          <w:tcPr>
+            <w:tcW w:type="dxa" w:w="1134"/>
+          </w:tcPr>
+          <w:p/>
+        </w:tc>
+        <w:tc>
+          <w:tcPr>
+            <w:tcW w:type="dxa" w:w="1304"/>
+          </w:tcPr>
+          <w:p/>
+        </w:tc>
+        <w:tc>
+          <w:tcPr>
+            <w:tcW w:type="dxa" w:w="1417"/>
           </w:tcPr>
           <w:p/>
         </w:tc>
@@ -740,19 +773,7 @@
         </w:tc>
         <w:tc>
           <w:tcPr>
-            <w:tcW w:type="dxa" w:w="1474"/>
-          </w:tcPr>
-          <w:p/>
-        </w:tc>
-        <w:tc>
-          <w:tcPr>
-            <w:tcW w:type="dxa" w:w="1474"/>
-          </w:tcPr>
-          <w:p/>
-        </w:tc>
-        <w:tc>
-          <w:tcPr>
-            <w:tcW w:type="dxa" w:w="1474"/>
+            <w:tcW w:type="dxa" w:w="1247"/>
           </w:tcPr>
           <w:p/>
         </w:tc>
@@ -760,7 +781,7 @@
       <w:tr>
         <w:tc>
           <w:tcPr>
-            <w:tcW w:type="dxa" w:w="567"/>
+            <w:tcW w:type="dxa" w:w="454"/>
           </w:tcPr>
           <w:p>
             <w:r>
@@ -770,7 +791,25 @@
         </w:tc>
         <w:tc>
           <w:tcPr>
-            <w:tcW w:type="dxa" w:w="2268"/>
+            <w:tcW w:type="dxa" w:w="1701"/>
+          </w:tcPr>
+          <w:p/>
+        </w:tc>
+        <w:tc>
+          <w:tcPr>
+            <w:tcW w:type="dxa" w:w="1134"/>
+          </w:tcPr>
+          <w:p/>
+        </w:tc>
+        <w:tc>
+          <w:tcPr>
+            <w:tcW w:type="dxa" w:w="1304"/>
+          </w:tcPr>
+          <w:p/>
+        </w:tc>
+        <w:tc>
+          <w:tcPr>
+            <w:tcW w:type="dxa" w:w="1417"/>
           </w:tcPr>
           <w:p/>
         </w:tc>
@@ -782,19 +821,7 @@
         </w:tc>
         <w:tc>
           <w:tcPr>
-            <w:tcW w:type="dxa" w:w="1474"/>
-          </w:tcPr>
-          <w:p/>
-        </w:tc>
-        <w:tc>
-          <w:tcPr>
-            <w:tcW w:type="dxa" w:w="1474"/>
-          </w:tcPr>
-          <w:p/>
-        </w:tc>
-        <w:tc>
-          <w:tcPr>
-            <w:tcW w:type="dxa" w:w="1474"/>
+            <w:tcW w:type="dxa" w:w="1247"/>
           </w:tcPr>
           <w:p/>
         </w:tc>
@@ -802,7 +829,7 @@
       <w:tr>
         <w:tc>
           <w:tcPr>
-            <w:tcW w:type="dxa" w:w="567"/>
+            <w:tcW w:type="dxa" w:w="454"/>
           </w:tcPr>
           <w:p>
             <w:r>
@@ -812,7 +839,25 @@
         </w:tc>
         <w:tc>
           <w:tcPr>
-            <w:tcW w:type="dxa" w:w="2268"/>
+            <w:tcW w:type="dxa" w:w="1701"/>
+          </w:tcPr>
+          <w:p/>
+        </w:tc>
+        <w:tc>
+          <w:tcPr>
+            <w:tcW w:type="dxa" w:w="1134"/>
+          </w:tcPr>
+          <w:p/>
+        </w:tc>
+        <w:tc>
+          <w:tcPr>
+            <w:tcW w:type="dxa" w:w="1304"/>
+          </w:tcPr>
+          <w:p/>
+        </w:tc>
+        <w:tc>
+          <w:tcPr>
+            <w:tcW w:type="dxa" w:w="1417"/>
           </w:tcPr>
           <w:p/>
         </w:tc>
@@ -824,19 +869,7 @@
         </w:tc>
         <w:tc>
           <w:tcPr>
-            <w:tcW w:type="dxa" w:w="1474"/>
-          </w:tcPr>
-          <w:p/>
-        </w:tc>
-        <w:tc>
-          <w:tcPr>
-            <w:tcW w:type="dxa" w:w="1474"/>
-          </w:tcPr>
-          <w:p/>
-        </w:tc>
-        <w:tc>
-          <w:tcPr>
-            <w:tcW w:type="dxa" w:w="1474"/>
+            <w:tcW w:type="dxa" w:w="1247"/>
           </w:tcPr>
           <w:p/>
         </w:tc>
@@ -844,7 +877,7 @@
       <w:tr>
         <w:tc>
           <w:tcPr>
-            <w:tcW w:type="dxa" w:w="567"/>
+            <w:tcW w:type="dxa" w:w="454"/>
           </w:tcPr>
           <w:p>
             <w:r>
@@ -854,7 +887,25 @@
         </w:tc>
         <w:tc>
           <w:tcPr>
-            <w:tcW w:type="dxa" w:w="2268"/>
+            <w:tcW w:type="dxa" w:w="1701"/>
+          </w:tcPr>
+          <w:p/>
+        </w:tc>
+        <w:tc>
+          <w:tcPr>
+            <w:tcW w:type="dxa" w:w="1134"/>
+          </w:tcPr>
+          <w:p/>
+        </w:tc>
+        <w:tc>
+          <w:tcPr>
+            <w:tcW w:type="dxa" w:w="1304"/>
+          </w:tcPr>
+          <w:p/>
+        </w:tc>
+        <w:tc>
+          <w:tcPr>
+            <w:tcW w:type="dxa" w:w="1417"/>
           </w:tcPr>
           <w:p/>
         </w:tc>
@@ -866,19 +917,7 @@
         </w:tc>
         <w:tc>
           <w:tcPr>
-            <w:tcW w:type="dxa" w:w="1474"/>
-          </w:tcPr>
-          <w:p/>
-        </w:tc>
-        <w:tc>
-          <w:tcPr>
-            <w:tcW w:type="dxa" w:w="1474"/>
-          </w:tcPr>
-          <w:p/>
-        </w:tc>
-        <w:tc>
-          <w:tcPr>
-            <w:tcW w:type="dxa" w:w="1474"/>
+            <w:tcW w:type="dxa" w:w="1247"/>
           </w:tcPr>
           <w:p/>
         </w:tc>
@@ -886,7 +925,7 @@
       <w:tr>
         <w:tc>
           <w:tcPr>
-            <w:tcW w:type="dxa" w:w="567"/>
+            <w:tcW w:type="dxa" w:w="454"/>
           </w:tcPr>
           <w:p>
             <w:r>
@@ -896,7 +935,25 @@
         </w:tc>
         <w:tc>
           <w:tcPr>
-            <w:tcW w:type="dxa" w:w="2268"/>
+            <w:tcW w:type="dxa" w:w="1701"/>
+          </w:tcPr>
+          <w:p/>
+        </w:tc>
+        <w:tc>
+          <w:tcPr>
+            <w:tcW w:type="dxa" w:w="1134"/>
+          </w:tcPr>
+          <w:p/>
+        </w:tc>
+        <w:tc>
+          <w:tcPr>
+            <w:tcW w:type="dxa" w:w="1304"/>
+          </w:tcPr>
+          <w:p/>
+        </w:tc>
+        <w:tc>
+          <w:tcPr>
+            <w:tcW w:type="dxa" w:w="1417"/>
           </w:tcPr>
           <w:p/>
         </w:tc>
@@ -908,19 +965,7 @@
         </w:tc>
         <w:tc>
           <w:tcPr>
-            <w:tcW w:type="dxa" w:w="1474"/>
-          </w:tcPr>
-          <w:p/>
-        </w:tc>
-        <w:tc>
-          <w:tcPr>
-            <w:tcW w:type="dxa" w:w="1474"/>
-          </w:tcPr>
-          <w:p/>
-        </w:tc>
-        <w:tc>
-          <w:tcPr>
-            <w:tcW w:type="dxa" w:w="1474"/>
+            <w:tcW w:type="dxa" w:w="1247"/>
           </w:tcPr>
           <w:p/>
         </w:tc>
@@ -1533,7 +1578,7 @@
           </w:tcPr>
           <w:p>
             <w:r>
-              <w:t>Принять; строка в файле 02, лист «Контроль ответа», реакция «Прислал гарантийное письмо без соглашения»; копию — в файл 04, лист «Реестр приложений», строка «Гарантийное письмо заказчика»; предложить подписать соглашение (раздел Б); маршрут не останавливать</w:t>
+              <w:t>Принять; строка в файле 02, лист «Контроль ответа», реакция «Прислал гарантийное письмо без соглашения»; копию — в файл 04, лист «Реестр приложений», строка «Гарантийное письмо заказчика»; предложить подписать соглашение (раздел Б); маршрут не останавливать; дата из письма прошла без оплаты — сразу шаг 9, без уведомления</w:t>
             </w:r>
           </w:p>
         </w:tc>
